--- a/dosyalar/8-sinif/arapca-8-1d1y-beceri.docx
+++ b/dosyalar/8-sinif/arapca-8-1d1y-beceri.docx
@@ -522,7 +522,7 @@
                 <w:szCs w:val="32"/>
                 <w:rtl/>
               </w:rPr>
-              <w:t xml:space="preserve">نَادِي الْمُطَالَعَةِ</w:t>
+              <w:t xml:space="preserve">نَادِي المُطَالَعَةِ</w:t>
             </w:r>
           </w:p>
           <w:p>
@@ -540,7 +540,7 @@
                 <w:szCs w:val="30"/>
                 <w:rtl/>
               </w:rPr>
-              <w:t xml:space="preserve">أَنَا مُرَادٌ، طَالِبٌ فِي الصَّفِّ الثَّامِنِ.</w:t>
+              <w:t xml:space="preserve">أَنَا مُرَاد، طَالِبٌ فِي الصَّفِّ الثَّامِنِ.</w:t>
             </w:r>
           </w:p>
           <w:p>
@@ -558,7 +558,7 @@
                 <w:szCs w:val="30"/>
                 <w:rtl/>
               </w:rPr>
-              <w:t xml:space="preserve">أَنَا عُضْوٌ فِي نَادِي الْمُطَالَعَةِ فِي مَدْرَسَتِي.</w:t>
+              <w:t xml:space="preserve">أَنَا عُضْوٌ فِي نَادِي المُطَالَعَةِ فِي مَدْرَسَتِي.</w:t>
             </w:r>
           </w:p>
           <w:p>
@@ -576,7 +576,7 @@
                 <w:szCs w:val="30"/>
                 <w:rtl/>
               </w:rPr>
-              <w:t xml:space="preserve">يَجْتَمِعُ أَعْضَاءُ النَّادِي كُلَّ أُسْبُوعٍ يَوْمَ الْخَمِيسِ.</w:t>
+              <w:t xml:space="preserve">يَجْتَمِعُ أَعْضَاءُ النَّادِي كُلَّ أُسْبُوعٍ يَوْمَ الخَمِيسِ.</w:t>
             </w:r>
           </w:p>
           <w:p>
@@ -594,7 +594,7 @@
                 <w:szCs w:val="30"/>
                 <w:rtl/>
               </w:rPr>
-              <w:t xml:space="preserve">يَبْدَأُ الِاجْتِمَاعُ فِي السَّاعَةِ الثَّالِثَةِ وَالنِّصْفِ.</w:t>
+              <w:t xml:space="preserve">يَبْدَأُ الاجْتِمَاعُ فِي السَّاعَةِ الثَّالِثَةِ وَالنِّصْفِ.</w:t>
             </w:r>
           </w:p>
           <w:p>
@@ -612,7 +612,7 @@
                 <w:szCs w:val="30"/>
                 <w:rtl/>
               </w:rPr>
-              <w:t xml:space="preserve">نَقْرَأُ الْقِصَصَ ثُمَّ نَتَحَدَّثُ عَنْهَا.</w:t>
+              <w:t xml:space="preserve">نَقْرَأُ القِصَصَ ثُمَّ نَتَحَدَّثُ عَنْهَا.</w:t>
             </w:r>
           </w:p>
           <w:p>
@@ -630,7 +630,7 @@
                 <w:szCs w:val="30"/>
                 <w:rtl/>
               </w:rPr>
-              <w:t xml:space="preserve">وَفِي نِهَايَةِ الشَّهْرِ نَذْهَبُ إِلَى الْمَسْرَحِ أَوِ الْمُتْحَفِ.</w:t>
+              <w:t xml:space="preserve">وَفِي نِهَايَةِ الشَّهْرِ نَذْهَبُ إِلَى المَسْرَحِ أَوِ المُتْحَفِ.</w:t>
             </w:r>
           </w:p>
           <w:p>
@@ -648,7 +648,7 @@
                 <w:szCs w:val="30"/>
                 <w:rtl/>
               </w:rPr>
-              <w:t xml:space="preserve">أُحِبُّ هَذَا النَّادِيَ كَثِيرًا؛ لِأَنَّهُ يَزِيدُ مَعْلُومَاتِي.</w:t>
+              <w:t xml:space="preserve">أُحِبُّ هَذَا النَّادِيَ كَثِيرًا؛ لِأَنَّهُ يَزِيدُ مَعْلُومَاتِي.</w:t>
             </w:r>
           </w:p>
         </w:tc>
@@ -702,7 +702,7 @@
           <w:szCs w:val="28"/>
           <w:rtl/>
         </w:rPr>
-        <w:t xml:space="preserve">فِي أَيِّ نَادٍ مُرَادٌ عُضْوٌ؟</w:t>
+        <w:t xml:space="preserve">فِي أَيِّ نَادٍ مُرَاد عُضْوٌ؟</w:t>
       </w:r>
     </w:p>
     <w:tbl>
@@ -770,7 +770,7 @@
                 <w:szCs w:val="28"/>
                 <w:rtl/>
               </w:rPr>
-              <w:t xml:space="preserve">نَادِي الْمُطَالَعَةِ</w:t>
+              <w:t xml:space="preserve">نَادِي المُطَالَعَةِ</w:t>
             </w:r>
           </w:p>
         </w:tc>
@@ -819,7 +819,7 @@
                 <w:szCs w:val="28"/>
                 <w:rtl/>
               </w:rPr>
-              <w:t xml:space="preserve">نَادِي الرِّيَاضَةِ</w:t>
+              <w:t xml:space="preserve">نَادِي الرِّيَاضَةِ</w:t>
             </w:r>
           </w:p>
         </w:tc>
@@ -873,7 +873,7 @@
                 <w:szCs w:val="28"/>
                 <w:rtl/>
               </w:rPr>
-              <w:t xml:space="preserve">نَادِي الْمَسْرَحِ</w:t>
+              <w:t xml:space="preserve">نَادِي المَسْرَحِ</w:t>
             </w:r>
           </w:p>
         </w:tc>
@@ -922,7 +922,7 @@
                 <w:szCs w:val="28"/>
                 <w:rtl/>
               </w:rPr>
-              <w:t xml:space="preserve">نَادِي الْمُوسِيقَى</w:t>
+              <w:t xml:space="preserve">نَادِي المُوسِيقَى</w:t>
             </w:r>
           </w:p>
         </w:tc>
@@ -958,7 +958,7 @@
           <w:szCs w:val="28"/>
           <w:rtl/>
         </w:rPr>
-        <w:t xml:space="preserve">مَتَى يَبْدَأُ الِاجْتِمَاعُ؟</w:t>
+        <w:t xml:space="preserve">مَتَى يَبْدَأُ الاجْتِمَاعُ؟</w:t>
       </w:r>
     </w:p>
     <w:tbl>
@@ -1026,7 +1026,7 @@
                 <w:szCs w:val="28"/>
                 <w:rtl/>
               </w:rPr>
-              <w:t xml:space="preserve">فِي السَّاعَةِ الثَّانِيَةِ</w:t>
+              <w:t xml:space="preserve">فِي السَّاعَةِ الثَّانِيَةِ</w:t>
             </w:r>
           </w:p>
         </w:tc>
@@ -1075,7 +1075,7 @@
                 <w:szCs w:val="28"/>
                 <w:rtl/>
               </w:rPr>
-              <w:t xml:space="preserve">فِي السَّاعَةِ الثَّالِثَةِ وَالنِّصْفِ</w:t>
+              <w:t xml:space="preserve">فِي السَّاعَةِ الثَّالِثَةِ وَالنِّصْفِ</w:t>
             </w:r>
           </w:p>
         </w:tc>
@@ -1129,7 +1129,7 @@
                 <w:szCs w:val="28"/>
                 <w:rtl/>
               </w:rPr>
-              <w:t xml:space="preserve">فِي السَّاعَةِ الْخَامِسَةِ</w:t>
+              <w:t xml:space="preserve">فِي السَّاعَةِ الخَامِسَةِ</w:t>
             </w:r>
           </w:p>
         </w:tc>
@@ -1178,7 +1178,7 @@
                 <w:szCs w:val="28"/>
                 <w:rtl/>
               </w:rPr>
-              <w:t xml:space="preserve">فِي السَّاعَةِ الرَّابِعَةِ وَالنِّصْفِ</w:t>
+              <w:t xml:space="preserve">فِي السَّاعَةِ الرَّابِعَةِ وَالنِّصْفِ</w:t>
             </w:r>
           </w:p>
         </w:tc>
@@ -1214,7 +1214,7 @@
           <w:szCs w:val="28"/>
           <w:rtl/>
         </w:rPr>
-        <w:t xml:space="preserve">مَاذَا يَفْعَلُ الْأَعْضَاءُ فِي نِهَايَةِ الشَّهْرِ؟</w:t>
+        <w:t xml:space="preserve">مَاذَا يَفْعَلُ الأَعْضَاءُ فِي نِهَايَةِ الشَّهْرِ؟</w:t>
       </w:r>
     </w:p>
     <w:tbl>
@@ -1282,7 +1282,7 @@
                 <w:szCs w:val="28"/>
                 <w:rtl/>
               </w:rPr>
-              <w:t xml:space="preserve">يَلْعَبُونَ الْكُرَةَ</w:t>
+              <w:t xml:space="preserve">يَلْعَبُونَ الكُرَةَ</w:t>
             </w:r>
           </w:p>
         </w:tc>
@@ -1331,7 +1331,7 @@
                 <w:szCs w:val="28"/>
                 <w:rtl/>
               </w:rPr>
-              <w:t xml:space="preserve">يَقْرَؤُونَ الْقِصَصَ</w:t>
+              <w:t xml:space="preserve">يَقْرَؤُونَ القِصَصَ</w:t>
             </w:r>
           </w:p>
         </w:tc>
@@ -1385,7 +1385,7 @@
                 <w:szCs w:val="28"/>
                 <w:rtl/>
               </w:rPr>
-              <w:t xml:space="preserve">يَكْتُبُونَ الْوَاجِبَ</w:t>
+              <w:t xml:space="preserve">يَكْتُبُونَ الوَاجِبَ</w:t>
             </w:r>
           </w:p>
         </w:tc>
@@ -1434,7 +1434,7 @@
                 <w:szCs w:val="28"/>
                 <w:rtl/>
               </w:rPr>
-              <w:t xml:space="preserve">يَذْهَبُونَ إِلَى الْمَسْرَحِ أَوِ الْمُتْحَفِ</w:t>
+              <w:t xml:space="preserve">يَذْهَبُونَ إِلَى المَسْرَحِ أَوِ المُتْحَفِ</w:t>
             </w:r>
           </w:p>
         </w:tc>
@@ -1802,7 +1802,7 @@
                 <w:szCs w:val="28"/>
                 <w:rtl/>
               </w:rPr>
-              <w:t xml:space="preserve">سُمَيَّةُ عُضْوَةٌ فِي نَادِي الْمُوسِيقَى.</w:t>
+              <w:t xml:space="preserve">سُمَيَّةُ عُضْوَةٌ فِي نَادِي المُوسِيقَى.</w:t>
             </w:r>
           </w:p>
         </w:tc>
@@ -1928,7 +1928,7 @@
                 <w:szCs w:val="28"/>
                 <w:rtl/>
               </w:rPr>
-              <w:t xml:space="preserve">يَجْتَمِعُ الْأَعْضَاءُ مَرَّةً وَاحِدَةً فِي الْأُسْبُوعِ.</w:t>
+              <w:t xml:space="preserve">يَجْتَمِعُ الأَعْضَاءُ مَرَّةً وَاحِدَةً فِي الأُسْبُوعِ.</w:t>
             </w:r>
           </w:p>
         </w:tc>
@@ -2054,7 +2054,7 @@
                 <w:szCs w:val="28"/>
                 <w:rtl/>
               </w:rPr>
-              <w:t xml:space="preserve">يَبْدَأُ النَّشَاطُ فِي السَّاعَةِ الثَّانِيَةِ وَالنِّصْفِ.</w:t>
+              <w:t xml:space="preserve">يَبْدَأُ النَّشَاطُ فِي السَّاعَةِ الثَّانِيَةِ وَالنِّصْفِ.</w:t>
             </w:r>
           </w:p>
         </w:tc>
@@ -2180,7 +2180,7 @@
                 <w:szCs w:val="28"/>
                 <w:rtl/>
               </w:rPr>
-              <w:t xml:space="preserve">تَزُورُ سُمَيَّةُ الْمُتْحَفَ شَهْرِيًّا.</w:t>
+              <w:t xml:space="preserve">تَزُورُ سُمَيَّةُ المُتْحَفَ شَهْرِيًّا.</w:t>
             </w:r>
           </w:p>
         </w:tc>
@@ -2306,7 +2306,7 @@
                 <w:szCs w:val="28"/>
                 <w:rtl/>
               </w:rPr>
-              <w:t xml:space="preserve">تَذْهَبُ سُمَيَّةُ إِلَى الْمُتْحَفِ وَحْدَهَا.</w:t>
+              <w:t xml:space="preserve">تَذْهَبُ سُمَيَّةُ إِلَى المُتْحَفِ وَحْدَهَا.</w:t>
             </w:r>
           </w:p>
         </w:tc>
@@ -2542,7 +2542,7 @@
                 <w:szCs w:val="28"/>
                 <w:rtl/>
               </w:rPr>
-              <w:t xml:space="preserve">مَا رَأْيُكَ فِي هَذَا الْكِتَابِ؟</w:t>
+              <w:t xml:space="preserve">مَا رَأْيُكَ فِي هَذَا الكِتَابِ؟</w:t>
             </w:r>
           </w:p>
         </w:tc>
@@ -2592,7 +2592,7 @@
                 <w:szCs w:val="28"/>
                 <w:rtl/>
               </w:rPr>
-              <w:t xml:space="preserve">هَيَّا بِنَا إِلَى الْمَسْرَحِ!</w:t>
+              <w:t xml:space="preserve">هَيَّا بِنَا إِلَى المَسْرَحِ!</w:t>
             </w:r>
           </w:p>
         </w:tc>
@@ -2647,7 +2647,7 @@
                 <w:szCs w:val="28"/>
                 <w:rtl/>
               </w:rPr>
-              <w:t xml:space="preserve">أَيْنَ الْمَسْرَحُ؟</w:t>
+              <w:t xml:space="preserve">أَيْن المَسْرَحُ؟</w:t>
             </w:r>
           </w:p>
         </w:tc>
@@ -3279,7 +3279,7 @@
                 <w:szCs w:val="28"/>
                 <w:rtl/>
               </w:rPr>
-              <w:t xml:space="preserve">مِنْ فَضْلِكَ، أَيْنَ قَاعَةُ الْآثَارِ؟</w:t>
+              <w:t xml:space="preserve">مِنْ فَضْلِكَ، أَيْن قَاعَةُ الآثَارِ؟</w:t>
             </w:r>
           </w:p>
         </w:tc>
@@ -3384,7 +3384,7 @@
                 <w:szCs w:val="28"/>
                 <w:rtl/>
               </w:rPr>
-              <w:t xml:space="preserve">كَمِ السَّاعَةُ الْآنَ؟</w:t>
+              <w:t xml:space="preserve">كَم السَّاعَةُ الآنَ؟</w:t>
             </w:r>
           </w:p>
         </w:tc>
@@ -3434,7 +3434,7 @@
                 <w:szCs w:val="28"/>
                 <w:rtl/>
               </w:rPr>
-              <w:t xml:space="preserve">هَلْ تُحِبُّ الْمُتْحَفَ؟</w:t>
+              <w:t xml:space="preserve">هَلْ تُحِبُّ المُتْحَفَ؟</w:t>
             </w:r>
           </w:p>
         </w:tc>
@@ -3457,7 +3457,7 @@
           <w:sz w:val="20"/>
           <w:szCs w:val="20"/>
         </w:rPr>
-        <w:t xml:space="preserve">5.  «اَلسَّاعَةُ السَّادِسَةُ وَالنِّصْفُ» ifadesi saat kaçı gösterir?</w:t>
+        <w:t xml:space="preserve">5.  «اَلسَّاعَةُ السَّادِسَةُ وَالنِّصْفُ» ifadesi saat kaçı gösterir?</w:t>
       </w:r>
     </w:p>
     <w:tbl>
@@ -3951,7 +3951,7 @@
                 <w:szCs w:val="28"/>
                 <w:rtl/>
               </w:rPr>
-              <w:t xml:space="preserve">مَا رَأْيُكَ فِي الْبَرْنَامَجِ؟</w:t>
+              <w:t xml:space="preserve">مَا رَأْيُكَ فِي البَرْنَامَجِ؟</w:t>
             </w:r>
           </w:p>
         </w:tc>
@@ -4291,7 +4291,7 @@
                 <w:szCs w:val="28"/>
                 <w:rtl/>
               </w:rPr>
-              <w:t xml:space="preserve">هَيَّا بِنَا إِلَى الرِّحْلَةِ!</w:t>
+              <w:t xml:space="preserve">هَيَّا بِنَا إِلَى الرِّحْلَةِ!</w:t>
             </w:r>
           </w:p>
         </w:tc>
@@ -4631,7 +4631,7 @@
                 <w:szCs w:val="28"/>
                 <w:rtl/>
               </w:rPr>
-              <w:t xml:space="preserve">أَقْرَأُ الْكِتَابَ كُلَّ يَوْمٍ.</w:t>
+              <w:t xml:space="preserve">أَقْرَأُ الكِتَابَ كُلَّ يَوْمٍ.</w:t>
             </w:r>
           </w:p>
         </w:tc>
@@ -4783,7 +4783,7 @@
                 <w:szCs w:val="30"/>
                 <w:rtl/>
               </w:rPr>
-              <w:t xml:space="preserve">الْمُطَالَعَةِ   —   الْخَمِيسِ   —   الثَّالِثَةِ   —   الْقِصَصَ   —   الْمُتْحَفِ</w:t>
+              <w:t xml:space="preserve">المُطَالَعَةِ   —   الخَمِيسِ   —   الثَّالِثَةِ   —   القِصَصَ   —   المُتْحَفِ</w:t>
             </w:r>
           </w:p>
         </w:tc>
@@ -4890,7 +4890,7 @@
                 <w:szCs w:val="28"/>
                 <w:rtl/>
               </w:rPr>
-              <w:t xml:space="preserve">مُرَادٌ عُضْوٌ فِي نَادِي ……………………… .</w:t>
+              <w:t xml:space="preserve">مُرَاد عُضْوٌ فِي نَادِي ……………………… .</w:t>
             </w:r>
           </w:p>
         </w:tc>
@@ -4962,7 +4962,7 @@
                 <w:szCs w:val="28"/>
                 <w:rtl/>
               </w:rPr>
-              <w:t xml:space="preserve">يَجْتَمِعُ الْأَعْضَاءُ يَوْمَ ……………………… .</w:t>
+              <w:t xml:space="preserve">يَجْتَمِعُ الأَعْضَاءُ يَوْمَ ……………………… .</w:t>
             </w:r>
           </w:p>
         </w:tc>
@@ -5034,7 +5034,7 @@
                 <w:szCs w:val="28"/>
                 <w:rtl/>
               </w:rPr>
-              <w:t xml:space="preserve">يَبْدَأُ الِاجْتِمَاعُ فِي السَّاعَةِ ……………………… وَالنِّصْفِ.</w:t>
+              <w:t xml:space="preserve">يَبْدَأُ الاجْتِمَاعُ فِي السَّاعَةِ ……………………… وَالنِّصْفِ.</w:t>
             </w:r>
           </w:p>
         </w:tc>
@@ -5106,7 +5106,7 @@
                 <w:szCs w:val="28"/>
                 <w:rtl/>
               </w:rPr>
-              <w:t xml:space="preserve">يَقْرَأُ الْأَعْضَاءُ ……………………… فِي النَّادِي.</w:t>
+              <w:t xml:space="preserve">يَقْرَأُ الأَعْضَاءُ ……………………… فِي النَّادِي.</w:t>
             </w:r>
           </w:p>
         </w:tc>
@@ -5178,7 +5178,7 @@
                 <w:szCs w:val="28"/>
                 <w:rtl/>
               </w:rPr>
-              <w:t xml:space="preserve">فِي نِهَايَةِ الشَّهْرِ يَذْهَبُونَ إِلَى الْمَسْرَحِ أَوِ ……………………… .</w:t>
+              <w:t xml:space="preserve">فِي نِهَايَةِ الشَّهْرِ يَذْهَبُونَ إِلَى المَسْرَحِ أَوِ ……………………… .</w:t>
             </w:r>
           </w:p>
         </w:tc>
@@ -6696,7 +6696,7 @@
                 <w:szCs w:val="30"/>
                 <w:rtl/>
               </w:rPr>
-              <w:t xml:space="preserve">رِحْلَةٌ   —   مَسْرَحٌ   —   مُتْحَفٌ   —   تَذْكِرَةٌ   —   اَلسَّاعَةُ   —   ذَهَبْتُ   —   شَاهَدْتُ   —   جَمِيلٌ</w:t>
+              <w:t xml:space="preserve">رِحْلَةٌ   —   مَسْرَحٌ   —   مُتْحَفٌ   —   تَذْكِرَةٌ   —   اَلسَّاعَةُ   —   ذَهَبْتُ   —   شَاهَدْتُ   —   جَمِيلٌ</w:t>
             </w:r>
           </w:p>
         </w:tc>
@@ -7224,7 +7224,7 @@
                 <w:sz w:val="19"/>
                 <w:szCs w:val="19"/>
               </w:rPr>
-              <w:t xml:space="preserve">d) Örnek: أَنَا عُضْوٌ فِي نَادِي الرِّيَاضَةِ. (3 puan)</w:t>
+              <w:t xml:space="preserve">d) Örnek: أَنَا عُضْوٌ فِي نَادِي الرِّيَاضَةِ. (3 puan)</w:t>
             </w:r>
           </w:p>
         </w:tc>
@@ -7336,7 +7336,7 @@
                 <w:sz w:val="19"/>
                 <w:szCs w:val="19"/>
               </w:rPr>
-              <w:t xml:space="preserve">أَنَا سُمَيَّةُ. أَنَا عُضْوَةٌ فِي نَادِي الْمُوسِيقَى. نَجْتَمِعُ مَرَّتَيْنِ فِي الْأُسْبُوعِ. يَبْدَأُ النَّشَاطُ فِي السَّاعَةِ الثَّانِيَةِ وَالنِّصْفِ. أَزُورُ الْمُتْحَفَ شَهْرِيًّا مَعَ أُسْرَتِي.</w:t>
+              <w:t xml:space="preserve">أَنَا سُمَيَّةُ. أَنَا عُضْوَةٌ فِي نَادِي المُوسِيقَى. نَجْتَمِعُ مَرَّتَيْنِ فِي الأُسْبُوعِ. يَبْدَأُ النَّشَاطُ فِي السَّاعَةِ الثَّانِيَةِ وَالنِّصْفِ. أَزُورُ المُتْحَفَ شَهْرِيًّا مَعَ أُسْرَتِي.</w:t>
             </w:r>
           </w:p>
           <w:p>
@@ -7636,7 +7636,7 @@
                 <w:szCs w:val="27"/>
                 <w:rtl/>
               </w:rPr>
-              <w:t xml:space="preserve">الْمُطَالَعَةِ ، الْخَمِيسِ ، الثَّالِثَةِ ، الْقِصَصَ ، الْمُتْحَفِ</w:t>
+              <w:t xml:space="preserve">المُطَالَعَةِ ، الخَمِيسِ ، الثَّالِثَةِ ، القِصَصَ ، المُتْحَفِ</w:t>
             </w:r>
           </w:p>
         </w:tc>
@@ -7824,7 +7824,7 @@
                 <w:szCs w:val="27"/>
                 <w:rtl/>
               </w:rPr>
-              <w:t xml:space="preserve">هُوَ فِي الصَّفِّ الثَّامِنِ. · هُوَ عُضْوٌ فِي نَادِي الْمُطَالَعَةِ.</w:t>
+              <w:t xml:space="preserve">هُوَ فِي الصَّفِّ الثَّامِنِ. · هُوَ عُضْوٌ فِي نَادِي المُطَالَعَةِ.</w:t>
             </w:r>
           </w:p>
           <w:p>
@@ -7842,7 +7842,7 @@
                 <w:szCs w:val="27"/>
                 <w:rtl/>
               </w:rPr>
-              <w:t xml:space="preserve">يَبْدَأُ فِي السَّاعَةِ الثَّالِثَةِ وَالنِّصْفِ. · يَقْرَؤُونَ الْقِصَصَ ثُمَّ يَتَحَدَّثُونَ عَنْهَا.</w:t>
+              <w:t xml:space="preserve">يَبْدَأُ فِي السَّاعَةِ الثَّالِثَةِ وَالنِّصْفِ. · يَقْرَؤُونَ القِصَصَ ثُمَّ يَتَحَدَّثُونَ عَنْهَا.</w:t>
             </w:r>
           </w:p>
           <w:p>
@@ -7860,7 +7860,7 @@
                 <w:szCs w:val="27"/>
                 <w:rtl/>
               </w:rPr>
-              <w:t xml:space="preserve">لِأَنَّهُ يَزِيدُ مَعْلُومَاتِهِ.</w:t>
+              <w:t xml:space="preserve">لِأَنَّهُ يَزِيدُ مَعْلُومَاتِهِ.</w:t>
             </w:r>
           </w:p>
         </w:tc>

--- a/dosyalar/8-sinif/arapca-8-1d1y-beceri.docx
+++ b/dosyalar/8-sinif/arapca-8-1d1y-beceri.docx
@@ -514,7 +514,7 @@
             </w:pPr>
             <w:r>
               <w:rPr>
-                <w:rFonts w:ascii="Markazi Text" w:cs="Markazi Text" w:eastAsia="Markazi Text" w:hAnsi="Markazi Text"/>
+                <w:rFonts w:ascii="Arakom" w:cs="Arakom" w:eastAsia="Arakom" w:hAnsi="Arakom"/>
                 <w:b/>
                 <w:bCs/>
                 <w:color w:val="111111"/>
@@ -532,7 +532,7 @@
             </w:pPr>
             <w:r>
               <w:rPr>
-                <w:rFonts w:ascii="Markazi Text" w:cs="Markazi Text" w:eastAsia="Markazi Text" w:hAnsi="Markazi Text"/>
+                <w:rFonts w:ascii="Arakom" w:cs="Arakom" w:eastAsia="Arakom" w:hAnsi="Arakom"/>
                 <w:b w:val="false"/>
                 <w:bCs w:val="false"/>
                 <w:color w:val="111111"/>
@@ -550,7 +550,7 @@
             </w:pPr>
             <w:r>
               <w:rPr>
-                <w:rFonts w:ascii="Markazi Text" w:cs="Markazi Text" w:eastAsia="Markazi Text" w:hAnsi="Markazi Text"/>
+                <w:rFonts w:ascii="Arakom" w:cs="Arakom" w:eastAsia="Arakom" w:hAnsi="Arakom"/>
                 <w:b w:val="false"/>
                 <w:bCs w:val="false"/>
                 <w:color w:val="111111"/>
@@ -568,7 +568,7 @@
             </w:pPr>
             <w:r>
               <w:rPr>
-                <w:rFonts w:ascii="Markazi Text" w:cs="Markazi Text" w:eastAsia="Markazi Text" w:hAnsi="Markazi Text"/>
+                <w:rFonts w:ascii="Arakom" w:cs="Arakom" w:eastAsia="Arakom" w:hAnsi="Arakom"/>
                 <w:b w:val="false"/>
                 <w:bCs w:val="false"/>
                 <w:color w:val="111111"/>
@@ -586,7 +586,7 @@
             </w:pPr>
             <w:r>
               <w:rPr>
-                <w:rFonts w:ascii="Markazi Text" w:cs="Markazi Text" w:eastAsia="Markazi Text" w:hAnsi="Markazi Text"/>
+                <w:rFonts w:ascii="Arakom" w:cs="Arakom" w:eastAsia="Arakom" w:hAnsi="Arakom"/>
                 <w:b w:val="false"/>
                 <w:bCs w:val="false"/>
                 <w:color w:val="111111"/>
@@ -604,7 +604,7 @@
             </w:pPr>
             <w:r>
               <w:rPr>
-                <w:rFonts w:ascii="Markazi Text" w:cs="Markazi Text" w:eastAsia="Markazi Text" w:hAnsi="Markazi Text"/>
+                <w:rFonts w:ascii="Arakom" w:cs="Arakom" w:eastAsia="Arakom" w:hAnsi="Arakom"/>
                 <w:b w:val="false"/>
                 <w:bCs w:val="false"/>
                 <w:color w:val="111111"/>
@@ -622,7 +622,7 @@
             </w:pPr>
             <w:r>
               <w:rPr>
-                <w:rFonts w:ascii="Markazi Text" w:cs="Markazi Text" w:eastAsia="Markazi Text" w:hAnsi="Markazi Text"/>
+                <w:rFonts w:ascii="Arakom" w:cs="Arakom" w:eastAsia="Arakom" w:hAnsi="Arakom"/>
                 <w:b w:val="false"/>
                 <w:bCs w:val="false"/>
                 <w:color w:val="111111"/>
@@ -640,7 +640,7 @@
             </w:pPr>
             <w:r>
               <w:rPr>
-                <w:rFonts w:ascii="Markazi Text" w:cs="Markazi Text" w:eastAsia="Markazi Text" w:hAnsi="Markazi Text"/>
+                <w:rFonts w:ascii="Arakom" w:cs="Arakom" w:eastAsia="Arakom" w:hAnsi="Arakom"/>
                 <w:b w:val="false"/>
                 <w:bCs w:val="false"/>
                 <w:color w:val="111111"/>
@@ -694,7 +694,7 @@
       </w:r>
       <w:r>
         <w:rPr>
-          <w:rFonts w:ascii="Markazi Text" w:cs="Markazi Text" w:eastAsia="Markazi Text" w:hAnsi="Markazi Text"/>
+          <w:rFonts w:ascii="Arakom" w:cs="Arakom" w:eastAsia="Arakom" w:hAnsi="Arakom"/>
           <w:b w:val="false"/>
           <w:bCs w:val="false"/>
           <w:color w:val="111111"/>
@@ -762,7 +762,7 @@
             </w:r>
             <w:r>
               <w:rPr>
-                <w:rFonts w:ascii="Markazi Text" w:cs="Markazi Text" w:eastAsia="Markazi Text" w:hAnsi="Markazi Text"/>
+                <w:rFonts w:ascii="Arakom" w:cs="Arakom" w:eastAsia="Arakom" w:hAnsi="Arakom"/>
                 <w:b w:val="false"/>
                 <w:bCs w:val="false"/>
                 <w:color w:val="111111"/>
@@ -811,7 +811,7 @@
             </w:r>
             <w:r>
               <w:rPr>
-                <w:rFonts w:ascii="Markazi Text" w:cs="Markazi Text" w:eastAsia="Markazi Text" w:hAnsi="Markazi Text"/>
+                <w:rFonts w:ascii="Arakom" w:cs="Arakom" w:eastAsia="Arakom" w:hAnsi="Arakom"/>
                 <w:b w:val="false"/>
                 <w:bCs w:val="false"/>
                 <w:color w:val="111111"/>
@@ -865,7 +865,7 @@
             </w:r>
             <w:r>
               <w:rPr>
-                <w:rFonts w:ascii="Markazi Text" w:cs="Markazi Text" w:eastAsia="Markazi Text" w:hAnsi="Markazi Text"/>
+                <w:rFonts w:ascii="Arakom" w:cs="Arakom" w:eastAsia="Arakom" w:hAnsi="Arakom"/>
                 <w:b w:val="false"/>
                 <w:bCs w:val="false"/>
                 <w:color w:val="111111"/>
@@ -914,7 +914,7 @@
             </w:r>
             <w:r>
               <w:rPr>
-                <w:rFonts w:ascii="Markazi Text" w:cs="Markazi Text" w:eastAsia="Markazi Text" w:hAnsi="Markazi Text"/>
+                <w:rFonts w:ascii="Arakom" w:cs="Arakom" w:eastAsia="Arakom" w:hAnsi="Arakom"/>
                 <w:b w:val="false"/>
                 <w:bCs w:val="false"/>
                 <w:color w:val="111111"/>
@@ -950,7 +950,7 @@
       </w:r>
       <w:r>
         <w:rPr>
-          <w:rFonts w:ascii="Markazi Text" w:cs="Markazi Text" w:eastAsia="Markazi Text" w:hAnsi="Markazi Text"/>
+          <w:rFonts w:ascii="Arakom" w:cs="Arakom" w:eastAsia="Arakom" w:hAnsi="Arakom"/>
           <w:b w:val="false"/>
           <w:bCs w:val="false"/>
           <w:color w:val="111111"/>
@@ -1018,7 +1018,7 @@
             </w:r>
             <w:r>
               <w:rPr>
-                <w:rFonts w:ascii="Markazi Text" w:cs="Markazi Text" w:eastAsia="Markazi Text" w:hAnsi="Markazi Text"/>
+                <w:rFonts w:ascii="Arakom" w:cs="Arakom" w:eastAsia="Arakom" w:hAnsi="Arakom"/>
                 <w:b w:val="false"/>
                 <w:bCs w:val="false"/>
                 <w:color w:val="111111"/>
@@ -1067,7 +1067,7 @@
             </w:r>
             <w:r>
               <w:rPr>
-                <w:rFonts w:ascii="Markazi Text" w:cs="Markazi Text" w:eastAsia="Markazi Text" w:hAnsi="Markazi Text"/>
+                <w:rFonts w:ascii="Arakom" w:cs="Arakom" w:eastAsia="Arakom" w:hAnsi="Arakom"/>
                 <w:b w:val="false"/>
                 <w:bCs w:val="false"/>
                 <w:color w:val="111111"/>
@@ -1121,7 +1121,7 @@
             </w:r>
             <w:r>
               <w:rPr>
-                <w:rFonts w:ascii="Markazi Text" w:cs="Markazi Text" w:eastAsia="Markazi Text" w:hAnsi="Markazi Text"/>
+                <w:rFonts w:ascii="Arakom" w:cs="Arakom" w:eastAsia="Arakom" w:hAnsi="Arakom"/>
                 <w:b w:val="false"/>
                 <w:bCs w:val="false"/>
                 <w:color w:val="111111"/>
@@ -1170,7 +1170,7 @@
             </w:r>
             <w:r>
               <w:rPr>
-                <w:rFonts w:ascii="Markazi Text" w:cs="Markazi Text" w:eastAsia="Markazi Text" w:hAnsi="Markazi Text"/>
+                <w:rFonts w:ascii="Arakom" w:cs="Arakom" w:eastAsia="Arakom" w:hAnsi="Arakom"/>
                 <w:b w:val="false"/>
                 <w:bCs w:val="false"/>
                 <w:color w:val="111111"/>
@@ -1206,7 +1206,7 @@
       </w:r>
       <w:r>
         <w:rPr>
-          <w:rFonts w:ascii="Markazi Text" w:cs="Markazi Text" w:eastAsia="Markazi Text" w:hAnsi="Markazi Text"/>
+          <w:rFonts w:ascii="Arakom" w:cs="Arakom" w:eastAsia="Arakom" w:hAnsi="Arakom"/>
           <w:b w:val="false"/>
           <w:bCs w:val="false"/>
           <w:color w:val="111111"/>
@@ -1274,7 +1274,7 @@
             </w:r>
             <w:r>
               <w:rPr>
-                <w:rFonts w:ascii="Markazi Text" w:cs="Markazi Text" w:eastAsia="Markazi Text" w:hAnsi="Markazi Text"/>
+                <w:rFonts w:ascii="Arakom" w:cs="Arakom" w:eastAsia="Arakom" w:hAnsi="Arakom"/>
                 <w:b w:val="false"/>
                 <w:bCs w:val="false"/>
                 <w:color w:val="111111"/>
@@ -1323,7 +1323,7 @@
             </w:r>
             <w:r>
               <w:rPr>
-                <w:rFonts w:ascii="Markazi Text" w:cs="Markazi Text" w:eastAsia="Markazi Text" w:hAnsi="Markazi Text"/>
+                <w:rFonts w:ascii="Arakom" w:cs="Arakom" w:eastAsia="Arakom" w:hAnsi="Arakom"/>
                 <w:b w:val="false"/>
                 <w:bCs w:val="false"/>
                 <w:color w:val="111111"/>
@@ -1377,7 +1377,7 @@
             </w:r>
             <w:r>
               <w:rPr>
-                <w:rFonts w:ascii="Markazi Text" w:cs="Markazi Text" w:eastAsia="Markazi Text" w:hAnsi="Markazi Text"/>
+                <w:rFonts w:ascii="Arakom" w:cs="Arakom" w:eastAsia="Arakom" w:hAnsi="Arakom"/>
                 <w:b w:val="false"/>
                 <w:bCs w:val="false"/>
                 <w:color w:val="111111"/>
@@ -1426,7 +1426,7 @@
             </w:r>
             <w:r>
               <w:rPr>
-                <w:rFonts w:ascii="Markazi Text" w:cs="Markazi Text" w:eastAsia="Markazi Text" w:hAnsi="Markazi Text"/>
+                <w:rFonts w:ascii="Arakom" w:cs="Arakom" w:eastAsia="Arakom" w:hAnsi="Arakom"/>
                 <w:b w:val="false"/>
                 <w:bCs w:val="false"/>
                 <w:color w:val="111111"/>
@@ -1794,7 +1794,7 @@
             </w:pPr>
             <w:r>
               <w:rPr>
-                <w:rFonts w:ascii="Markazi Text" w:cs="Markazi Text" w:eastAsia="Markazi Text" w:hAnsi="Markazi Text"/>
+                <w:rFonts w:ascii="Arakom" w:cs="Arakom" w:eastAsia="Arakom" w:hAnsi="Arakom"/>
                 <w:b w:val="false"/>
                 <w:bCs w:val="false"/>
                 <w:color w:val="111111"/>
@@ -1920,7 +1920,7 @@
             </w:pPr>
             <w:r>
               <w:rPr>
-                <w:rFonts w:ascii="Markazi Text" w:cs="Markazi Text" w:eastAsia="Markazi Text" w:hAnsi="Markazi Text"/>
+                <w:rFonts w:ascii="Arakom" w:cs="Arakom" w:eastAsia="Arakom" w:hAnsi="Arakom"/>
                 <w:b w:val="false"/>
                 <w:bCs w:val="false"/>
                 <w:color w:val="111111"/>
@@ -2046,7 +2046,7 @@
             </w:pPr>
             <w:r>
               <w:rPr>
-                <w:rFonts w:ascii="Markazi Text" w:cs="Markazi Text" w:eastAsia="Markazi Text" w:hAnsi="Markazi Text"/>
+                <w:rFonts w:ascii="Arakom" w:cs="Arakom" w:eastAsia="Arakom" w:hAnsi="Arakom"/>
                 <w:b w:val="false"/>
                 <w:bCs w:val="false"/>
                 <w:color w:val="111111"/>
@@ -2172,7 +2172,7 @@
             </w:pPr>
             <w:r>
               <w:rPr>
-                <w:rFonts w:ascii="Markazi Text" w:cs="Markazi Text" w:eastAsia="Markazi Text" w:hAnsi="Markazi Text"/>
+                <w:rFonts w:ascii="Arakom" w:cs="Arakom" w:eastAsia="Arakom" w:hAnsi="Arakom"/>
                 <w:b w:val="false"/>
                 <w:bCs w:val="false"/>
                 <w:color w:val="111111"/>
@@ -2298,7 +2298,7 @@
             </w:pPr>
             <w:r>
               <w:rPr>
-                <w:rFonts w:ascii="Markazi Text" w:cs="Markazi Text" w:eastAsia="Markazi Text" w:hAnsi="Markazi Text"/>
+                <w:rFonts w:ascii="Arakom" w:cs="Arakom" w:eastAsia="Arakom" w:hAnsi="Arakom"/>
                 <w:b w:val="false"/>
                 <w:bCs w:val="false"/>
                 <w:color w:val="111111"/>
@@ -2534,7 +2534,7 @@
             </w:r>
             <w:r>
               <w:rPr>
-                <w:rFonts w:ascii="Markazi Text" w:cs="Markazi Text" w:eastAsia="Markazi Text" w:hAnsi="Markazi Text"/>
+                <w:rFonts w:ascii="Arakom" w:cs="Arakom" w:eastAsia="Arakom" w:hAnsi="Arakom"/>
                 <w:b w:val="false"/>
                 <w:bCs w:val="false"/>
                 <w:color w:val="111111"/>
@@ -2584,7 +2584,7 @@
             </w:r>
             <w:r>
               <w:rPr>
-                <w:rFonts w:ascii="Markazi Text" w:cs="Markazi Text" w:eastAsia="Markazi Text" w:hAnsi="Markazi Text"/>
+                <w:rFonts w:ascii="Arakom" w:cs="Arakom" w:eastAsia="Arakom" w:hAnsi="Arakom"/>
                 <w:b w:val="false"/>
                 <w:bCs w:val="false"/>
                 <w:color w:val="111111"/>
@@ -2639,7 +2639,7 @@
             </w:r>
             <w:r>
               <w:rPr>
-                <w:rFonts w:ascii="Markazi Text" w:cs="Markazi Text" w:eastAsia="Markazi Text" w:hAnsi="Markazi Text"/>
+                <w:rFonts w:ascii="Arakom" w:cs="Arakom" w:eastAsia="Arakom" w:hAnsi="Arakom"/>
                 <w:b w:val="false"/>
                 <w:bCs w:val="false"/>
                 <w:color w:val="111111"/>
@@ -2689,7 +2689,7 @@
             </w:r>
             <w:r>
               <w:rPr>
-                <w:rFonts w:ascii="Markazi Text" w:cs="Markazi Text" w:eastAsia="Markazi Text" w:hAnsi="Markazi Text"/>
+                <w:rFonts w:ascii="Arakom" w:cs="Arakom" w:eastAsia="Arakom" w:hAnsi="Arakom"/>
                 <w:b w:val="false"/>
                 <w:bCs w:val="false"/>
                 <w:color w:val="111111"/>
@@ -3024,7 +3024,7 @@
             </w:r>
             <w:r>
               <w:rPr>
-                <w:rFonts w:ascii="Markazi Text" w:cs="Markazi Text" w:eastAsia="Markazi Text" w:hAnsi="Markazi Text"/>
+                <w:rFonts w:ascii="Arakom" w:cs="Arakom" w:eastAsia="Arakom" w:hAnsi="Arakom"/>
                 <w:b w:val="false"/>
                 <w:bCs w:val="false"/>
                 <w:color w:val="111111"/>
@@ -3074,7 +3074,7 @@
             </w:r>
             <w:r>
               <w:rPr>
-                <w:rFonts w:ascii="Markazi Text" w:cs="Markazi Text" w:eastAsia="Markazi Text" w:hAnsi="Markazi Text"/>
+                <w:rFonts w:ascii="Arakom" w:cs="Arakom" w:eastAsia="Arakom" w:hAnsi="Arakom"/>
                 <w:b w:val="false"/>
                 <w:bCs w:val="false"/>
                 <w:color w:val="111111"/>
@@ -3129,7 +3129,7 @@
             </w:r>
             <w:r>
               <w:rPr>
-                <w:rFonts w:ascii="Markazi Text" w:cs="Markazi Text" w:eastAsia="Markazi Text" w:hAnsi="Markazi Text"/>
+                <w:rFonts w:ascii="Arakom" w:cs="Arakom" w:eastAsia="Arakom" w:hAnsi="Arakom"/>
                 <w:b w:val="false"/>
                 <w:bCs w:val="false"/>
                 <w:color w:val="111111"/>
@@ -3179,7 +3179,7 @@
             </w:r>
             <w:r>
               <w:rPr>
-                <w:rFonts w:ascii="Markazi Text" w:cs="Markazi Text" w:eastAsia="Markazi Text" w:hAnsi="Markazi Text"/>
+                <w:rFonts w:ascii="Arakom" w:cs="Arakom" w:eastAsia="Arakom" w:hAnsi="Arakom"/>
                 <w:b w:val="false"/>
                 <w:bCs w:val="false"/>
                 <w:color w:val="111111"/>
@@ -3271,7 +3271,7 @@
             </w:r>
             <w:r>
               <w:rPr>
-                <w:rFonts w:ascii="Markazi Text" w:cs="Markazi Text" w:eastAsia="Markazi Text" w:hAnsi="Markazi Text"/>
+                <w:rFonts w:ascii="Arakom" w:cs="Arakom" w:eastAsia="Arakom" w:hAnsi="Arakom"/>
                 <w:b w:val="false"/>
                 <w:bCs w:val="false"/>
                 <w:color w:val="111111"/>
@@ -3321,7 +3321,7 @@
             </w:r>
             <w:r>
               <w:rPr>
-                <w:rFonts w:ascii="Markazi Text" w:cs="Markazi Text" w:eastAsia="Markazi Text" w:hAnsi="Markazi Text"/>
+                <w:rFonts w:ascii="Arakom" w:cs="Arakom" w:eastAsia="Arakom" w:hAnsi="Arakom"/>
                 <w:b w:val="false"/>
                 <w:bCs w:val="false"/>
                 <w:color w:val="111111"/>
@@ -3376,7 +3376,7 @@
             </w:r>
             <w:r>
               <w:rPr>
-                <w:rFonts w:ascii="Markazi Text" w:cs="Markazi Text" w:eastAsia="Markazi Text" w:hAnsi="Markazi Text"/>
+                <w:rFonts w:ascii="Arakom" w:cs="Arakom" w:eastAsia="Arakom" w:hAnsi="Arakom"/>
                 <w:b w:val="false"/>
                 <w:bCs w:val="false"/>
                 <w:color w:val="111111"/>
@@ -3426,7 +3426,7 @@
             </w:r>
             <w:r>
               <w:rPr>
-                <w:rFonts w:ascii="Markazi Text" w:cs="Markazi Text" w:eastAsia="Markazi Text" w:hAnsi="Markazi Text"/>
+                <w:rFonts w:ascii="Arakom" w:cs="Arakom" w:eastAsia="Arakom" w:hAnsi="Arakom"/>
                 <w:b w:val="false"/>
                 <w:bCs w:val="false"/>
                 <w:color w:val="111111"/>
@@ -3943,7 +3943,7 @@
             </w:pPr>
             <w:r>
               <w:rPr>
-                <w:rFonts w:ascii="Markazi Text" w:cs="Markazi Text" w:eastAsia="Markazi Text" w:hAnsi="Markazi Text"/>
+                <w:rFonts w:ascii="Arakom" w:cs="Arakom" w:eastAsia="Arakom" w:hAnsi="Arakom"/>
                 <w:b w:val="false"/>
                 <w:bCs w:val="false"/>
                 <w:color w:val="111111"/>
@@ -4113,7 +4113,7 @@
             </w:pPr>
             <w:r>
               <w:rPr>
-                <w:rFonts w:ascii="Markazi Text" w:cs="Markazi Text" w:eastAsia="Markazi Text" w:hAnsi="Markazi Text"/>
+                <w:rFonts w:ascii="Arakom" w:cs="Arakom" w:eastAsia="Arakom" w:hAnsi="Arakom"/>
                 <w:b w:val="false"/>
                 <w:bCs w:val="false"/>
                 <w:color w:val="111111"/>
@@ -4283,7 +4283,7 @@
             </w:pPr>
             <w:r>
               <w:rPr>
-                <w:rFonts w:ascii="Markazi Text" w:cs="Markazi Text" w:eastAsia="Markazi Text" w:hAnsi="Markazi Text"/>
+                <w:rFonts w:ascii="Arakom" w:cs="Arakom" w:eastAsia="Arakom" w:hAnsi="Arakom"/>
                 <w:b w:val="false"/>
                 <w:bCs w:val="false"/>
                 <w:color w:val="111111"/>
@@ -4453,7 +4453,7 @@
             </w:pPr>
             <w:r>
               <w:rPr>
-                <w:rFonts w:ascii="Markazi Text" w:cs="Markazi Text" w:eastAsia="Markazi Text" w:hAnsi="Markazi Text"/>
+                <w:rFonts w:ascii="Arakom" w:cs="Arakom" w:eastAsia="Arakom" w:hAnsi="Arakom"/>
                 <w:b w:val="false"/>
                 <w:bCs w:val="false"/>
                 <w:color w:val="111111"/>
@@ -4623,7 +4623,7 @@
             </w:pPr>
             <w:r>
               <w:rPr>
-                <w:rFonts w:ascii="Markazi Text" w:cs="Markazi Text" w:eastAsia="Markazi Text" w:hAnsi="Markazi Text"/>
+                <w:rFonts w:ascii="Arakom" w:cs="Arakom" w:eastAsia="Arakom" w:hAnsi="Arakom"/>
                 <w:b w:val="false"/>
                 <w:bCs w:val="false"/>
                 <w:color w:val="111111"/>
@@ -4775,7 +4775,7 @@
             </w:pPr>
             <w:r>
               <w:rPr>
-                <w:rFonts w:ascii="Markazi Text" w:cs="Markazi Text" w:eastAsia="Markazi Text" w:hAnsi="Markazi Text"/>
+                <w:rFonts w:ascii="Arakom" w:cs="Arakom" w:eastAsia="Arakom" w:hAnsi="Arakom"/>
                 <w:b w:val="false"/>
                 <w:bCs w:val="false"/>
                 <w:color w:val="111111"/>
@@ -4882,7 +4882,7 @@
             </w:pPr>
             <w:r>
               <w:rPr>
-                <w:rFonts w:ascii="Markazi Text" w:cs="Markazi Text" w:eastAsia="Markazi Text" w:hAnsi="Markazi Text"/>
+                <w:rFonts w:ascii="Arakom" w:cs="Arakom" w:eastAsia="Arakom" w:hAnsi="Arakom"/>
                 <w:b w:val="false"/>
                 <w:bCs w:val="false"/>
                 <w:color w:val="111111"/>
@@ -4954,7 +4954,7 @@
             </w:pPr>
             <w:r>
               <w:rPr>
-                <w:rFonts w:ascii="Markazi Text" w:cs="Markazi Text" w:eastAsia="Markazi Text" w:hAnsi="Markazi Text"/>
+                <w:rFonts w:ascii="Arakom" w:cs="Arakom" w:eastAsia="Arakom" w:hAnsi="Arakom"/>
                 <w:b w:val="false"/>
                 <w:bCs w:val="false"/>
                 <w:color w:val="111111"/>
@@ -5026,7 +5026,7 @@
             </w:pPr>
             <w:r>
               <w:rPr>
-                <w:rFonts w:ascii="Markazi Text" w:cs="Markazi Text" w:eastAsia="Markazi Text" w:hAnsi="Markazi Text"/>
+                <w:rFonts w:ascii="Arakom" w:cs="Arakom" w:eastAsia="Arakom" w:hAnsi="Arakom"/>
                 <w:b w:val="false"/>
                 <w:bCs w:val="false"/>
                 <w:color w:val="111111"/>
@@ -5098,7 +5098,7 @@
             </w:pPr>
             <w:r>
               <w:rPr>
-                <w:rFonts w:ascii="Markazi Text" w:cs="Markazi Text" w:eastAsia="Markazi Text" w:hAnsi="Markazi Text"/>
+                <w:rFonts w:ascii="Arakom" w:cs="Arakom" w:eastAsia="Arakom" w:hAnsi="Arakom"/>
                 <w:b w:val="false"/>
                 <w:bCs w:val="false"/>
                 <w:color w:val="111111"/>
@@ -5170,7 +5170,7 @@
             </w:pPr>
             <w:r>
               <w:rPr>
-                <w:rFonts w:ascii="Markazi Text" w:cs="Markazi Text" w:eastAsia="Markazi Text" w:hAnsi="Markazi Text"/>
+                <w:rFonts w:ascii="Arakom" w:cs="Arakom" w:eastAsia="Arakom" w:hAnsi="Arakom"/>
                 <w:b w:val="false"/>
                 <w:bCs w:val="false"/>
                 <w:color w:val="111111"/>
@@ -5439,7 +5439,7 @@
             </w:pPr>
             <w:r>
               <w:rPr>
-                <w:rFonts w:ascii="Markazi Text" w:cs="Markazi Text" w:eastAsia="Markazi Text" w:hAnsi="Markazi Text"/>
+                <w:rFonts w:ascii="Arakom" w:cs="Arakom" w:eastAsia="Arakom" w:hAnsi="Arakom"/>
                 <w:b w:val="false"/>
                 <w:bCs w:val="false"/>
                 <w:color w:val="111111"/>
@@ -5535,7 +5535,7 @@
             </w:pPr>
             <w:r>
               <w:rPr>
-                <w:rFonts w:ascii="Markazi Text" w:cs="Markazi Text" w:eastAsia="Markazi Text" w:hAnsi="Markazi Text"/>
+                <w:rFonts w:ascii="Arakom" w:cs="Arakom" w:eastAsia="Arakom" w:hAnsi="Arakom"/>
                 <w:b w:val="false"/>
                 <w:bCs w:val="false"/>
                 <w:color w:val="111111"/>
@@ -5631,7 +5631,7 @@
             </w:pPr>
             <w:r>
               <w:rPr>
-                <w:rFonts w:ascii="Markazi Text" w:cs="Markazi Text" w:eastAsia="Markazi Text" w:hAnsi="Markazi Text"/>
+                <w:rFonts w:ascii="Arakom" w:cs="Arakom" w:eastAsia="Arakom" w:hAnsi="Arakom"/>
                 <w:b w:val="false"/>
                 <w:bCs w:val="false"/>
                 <w:color w:val="111111"/>
@@ -5727,7 +5727,7 @@
             </w:pPr>
             <w:r>
               <w:rPr>
-                <w:rFonts w:ascii="Markazi Text" w:cs="Markazi Text" w:eastAsia="Markazi Text" w:hAnsi="Markazi Text"/>
+                <w:rFonts w:ascii="Arakom" w:cs="Arakom" w:eastAsia="Arakom" w:hAnsi="Arakom"/>
                 <w:b w:val="false"/>
                 <w:bCs w:val="false"/>
                 <w:color w:val="111111"/>
@@ -5823,7 +5823,7 @@
             </w:pPr>
             <w:r>
               <w:rPr>
-                <w:rFonts w:ascii="Markazi Text" w:cs="Markazi Text" w:eastAsia="Markazi Text" w:hAnsi="Markazi Text"/>
+                <w:rFonts w:ascii="Arakom" w:cs="Arakom" w:eastAsia="Arakom" w:hAnsi="Arakom"/>
                 <w:b w:val="false"/>
                 <w:bCs w:val="false"/>
                 <w:color w:val="111111"/>
@@ -6152,7 +6152,7 @@
             </w:pPr>
             <w:r>
               <w:rPr>
-                <w:rFonts w:ascii="Markazi Text" w:cs="Markazi Text" w:eastAsia="Markazi Text" w:hAnsi="Markazi Text"/>
+                <w:rFonts w:ascii="Arakom" w:cs="Arakom" w:eastAsia="Arakom" w:hAnsi="Arakom"/>
                 <w:b w:val="false"/>
                 <w:bCs w:val="false"/>
                 <w:color w:val="111111"/>
@@ -6248,7 +6248,7 @@
             </w:pPr>
             <w:r>
               <w:rPr>
-                <w:rFonts w:ascii="Markazi Text" w:cs="Markazi Text" w:eastAsia="Markazi Text" w:hAnsi="Markazi Text"/>
+                <w:rFonts w:ascii="Arakom" w:cs="Arakom" w:eastAsia="Arakom" w:hAnsi="Arakom"/>
                 <w:b w:val="false"/>
                 <w:bCs w:val="false"/>
                 <w:color w:val="111111"/>
@@ -6344,7 +6344,7 @@
             </w:pPr>
             <w:r>
               <w:rPr>
-                <w:rFonts w:ascii="Markazi Text" w:cs="Markazi Text" w:eastAsia="Markazi Text" w:hAnsi="Markazi Text"/>
+                <w:rFonts w:ascii="Arakom" w:cs="Arakom" w:eastAsia="Arakom" w:hAnsi="Arakom"/>
                 <w:b w:val="false"/>
                 <w:bCs w:val="false"/>
                 <w:color w:val="111111"/>
@@ -6440,7 +6440,7 @@
             </w:pPr>
             <w:r>
               <w:rPr>
-                <w:rFonts w:ascii="Markazi Text" w:cs="Markazi Text" w:eastAsia="Markazi Text" w:hAnsi="Markazi Text"/>
+                <w:rFonts w:ascii="Arakom" w:cs="Arakom" w:eastAsia="Arakom" w:hAnsi="Arakom"/>
                 <w:b w:val="false"/>
                 <w:bCs w:val="false"/>
                 <w:color w:val="111111"/>
@@ -6536,7 +6536,7 @@
             </w:pPr>
             <w:r>
               <w:rPr>
-                <w:rFonts w:ascii="Markazi Text" w:cs="Markazi Text" w:eastAsia="Markazi Text" w:hAnsi="Markazi Text"/>
+                <w:rFonts w:ascii="Arakom" w:cs="Arakom" w:eastAsia="Arakom" w:hAnsi="Arakom"/>
                 <w:b w:val="false"/>
                 <w:bCs w:val="false"/>
                 <w:color w:val="111111"/>
@@ -6688,7 +6688,7 @@
             </w:pPr>
             <w:r>
               <w:rPr>
-                <w:rFonts w:ascii="Markazi Text" w:cs="Markazi Text" w:eastAsia="Markazi Text" w:hAnsi="Markazi Text"/>
+                <w:rFonts w:ascii="Arakom" w:cs="Arakom" w:eastAsia="Arakom" w:hAnsi="Arakom"/>
                 <w:b w:val="false"/>
                 <w:bCs w:val="false"/>
                 <w:color w:val="111111"/>
@@ -7628,7 +7628,7 @@
             </w:pPr>
             <w:r>
               <w:rPr>
-                <w:rFonts w:ascii="Markazi Text" w:cs="Markazi Text" w:eastAsia="Markazi Text" w:hAnsi="Markazi Text"/>
+                <w:rFonts w:ascii="Arakom" w:cs="Arakom" w:eastAsia="Arakom" w:hAnsi="Arakom"/>
                 <w:b w:val="false"/>
                 <w:bCs w:val="false"/>
                 <w:color w:val="111111"/>
@@ -7816,7 +7816,7 @@
             </w:pPr>
             <w:r>
               <w:rPr>
-                <w:rFonts w:ascii="Markazi Text" w:cs="Markazi Text" w:eastAsia="Markazi Text" w:hAnsi="Markazi Text"/>
+                <w:rFonts w:ascii="Arakom" w:cs="Arakom" w:eastAsia="Arakom" w:hAnsi="Arakom"/>
                 <w:b w:val="false"/>
                 <w:bCs w:val="false"/>
                 <w:color w:val="111111"/>
@@ -7834,7 +7834,7 @@
             </w:pPr>
             <w:r>
               <w:rPr>
-                <w:rFonts w:ascii="Markazi Text" w:cs="Markazi Text" w:eastAsia="Markazi Text" w:hAnsi="Markazi Text"/>
+                <w:rFonts w:ascii="Arakom" w:cs="Arakom" w:eastAsia="Arakom" w:hAnsi="Arakom"/>
                 <w:b w:val="false"/>
                 <w:bCs w:val="false"/>
                 <w:color w:val="111111"/>
@@ -7852,7 +7852,7 @@
             </w:pPr>
             <w:r>
               <w:rPr>
-                <w:rFonts w:ascii="Markazi Text" w:cs="Markazi Text" w:eastAsia="Markazi Text" w:hAnsi="Markazi Text"/>
+                <w:rFonts w:ascii="Arakom" w:cs="Arakom" w:eastAsia="Arakom" w:hAnsi="Arakom"/>
                 <w:b w:val="false"/>
                 <w:bCs w:val="false"/>
                 <w:color w:val="111111"/>
